--- a/public/downloads/lb-coxs-bazar-mentor-record.docx
+++ b/public/downloads/lb-coxs-bazar-mentor-record.docx
@@ -1802,7 +1802,7 @@
           <w:sz w:val="20"/>
           <w:szCs w:val="20"/>
         </w:rPr>
-        <w:t xml:space="preserve">Bring this to the Week-6 and Week-12 judgements. What you saw and heard in mentoring is legitimate evidence — for a learner who cannot yet write, it may be your strongest.</w:t>
+        <w:t xml:space="preserve">Bring this to the Week-6 and Week-12 judgements. What you saw and heard in mentoring is legitimate evidence, for a learner who cannot yet write, it may be your strongest.</w:t>
       </w:r>
     </w:p>
     <w:sectPr>

--- a/public/downloads/lb-coxs-bazar-mentor-record.docx
+++ b/public/downloads/lb-coxs-bazar-mentor-record.docx
@@ -1802,7 +1802,7 @@
           <w:sz w:val="20"/>
           <w:szCs w:val="20"/>
         </w:rPr>
-        <w:t xml:space="preserve">Bring this to the Week-6 and Week-12 judgements. What you saw and heard in mentoring is legitimate evidence, for a learner who cannot yet write, it may be your strongest.</w:t>
+        <w:t xml:space="preserve">Bring this to the Week-6 and Week-12 judgements. What you saw and heard in mentoring is legitimate evidence - for a learner who cannot yet write, it may be your strongest.</w:t>
       </w:r>
     </w:p>
     <w:sectPr>

--- a/public/downloads/lb-coxs-bazar-mentor-record.docx
+++ b/public/downloads/lb-coxs-bazar-mentor-record.docx
@@ -244,11 +244,11 @@
         </w:tblBorders>
       </w:tblPr>
       <w:tblGrid>
-        <w:gridCol w:w="900"/>
-        <w:gridCol w:w="3600"/>
-        <w:gridCol w:w="3400"/>
-        <w:gridCol w:w="2100"/>
-        <w:gridCol w:w="800"/>
+        <w:gridCol w:w="755"/>
+        <w:gridCol w:w="3023"/>
+        <w:gridCol w:w="2855"/>
+        <w:gridCol w:w="1763"/>
+        <w:gridCol w:w="671"/>
       </w:tblGrid>
       <w:tr>
         <w:trPr>
@@ -256,7 +256,7 @@
         </w:trPr>
         <w:tc>
           <w:tcPr>
-            <w:tcW w:type="dxa" w:w="900"/>
+            <w:tcW w:type="dxa" w:w="755"/>
             <w:tcMar>
               <w:top w:type="dxa" w:w="90"/>
               <w:left w:type="dxa" w:w="120"/>
@@ -279,7 +279,7 @@
         </w:tc>
         <w:tc>
           <w:tcPr>
-            <w:tcW w:type="dxa" w:w="3600"/>
+            <w:tcW w:type="dxa" w:w="3023"/>
             <w:tcMar>
               <w:top w:type="dxa" w:w="90"/>
               <w:left w:type="dxa" w:w="120"/>
@@ -302,7 +302,7 @@
         </w:tc>
         <w:tc>
           <w:tcPr>
-            <w:tcW w:type="dxa" w:w="3400"/>
+            <w:tcW w:type="dxa" w:w="2855"/>
             <w:tcMar>
               <w:top w:type="dxa" w:w="90"/>
               <w:left w:type="dxa" w:w="120"/>
@@ -325,7 +325,7 @@
         </w:tc>
         <w:tc>
           <w:tcPr>
-            <w:tcW w:type="dxa" w:w="2100"/>
+            <w:tcW w:type="dxa" w:w="1763"/>
             <w:tcMar>
               <w:top w:type="dxa" w:w="90"/>
               <w:left w:type="dxa" w:w="120"/>
@@ -348,7 +348,7 @@
         </w:tc>
         <w:tc>
           <w:tcPr>
-            <w:tcW w:type="dxa" w:w="800"/>
+            <w:tcW w:type="dxa" w:w="671"/>
             <w:tcMar>
               <w:top w:type="dxa" w:w="90"/>
               <w:left w:type="dxa" w:w="120"/>
@@ -377,7 +377,7 @@
         </w:trPr>
         <w:tc>
           <w:tcPr>
-            <w:tcW w:type="dxa" w:w="900"/>
+            <w:tcW w:type="dxa" w:w="755"/>
             <w:tcMar>
               <w:top w:type="dxa" w:w="90"/>
               <w:left w:type="dxa" w:w="120"/>
@@ -400,73 +400,73 @@
         </w:tc>
         <w:tc>
           <w:tcPr>
-            <w:tcW w:type="dxa" w:w="3600"/>
-            <w:tcMar>
-              <w:top w:type="dxa" w:w="90"/>
-              <w:left w:type="dxa" w:w="120"/>
-              <w:bottom w:type="dxa" w:w="90"/>
-              <w:right w:type="dxa" w:w="120"/>
-            </w:tcMar>
-          </w:tcPr>
-          <w:p>
-            <w:r>
-              <w:rPr>
-                <w:b w:val="false"/>
-                <w:bCs w:val="false"/>
-                <w:sz w:val="19"/>
-                <w:szCs w:val="19"/>
-              </w:rPr>
-              <w:t xml:space="preserve"/>
-            </w:r>
-          </w:p>
-        </w:tc>
-        <w:tc>
-          <w:tcPr>
-            <w:tcW w:type="dxa" w:w="3400"/>
-            <w:tcMar>
-              <w:top w:type="dxa" w:w="90"/>
-              <w:left w:type="dxa" w:w="120"/>
-              <w:bottom w:type="dxa" w:w="90"/>
-              <w:right w:type="dxa" w:w="120"/>
-            </w:tcMar>
-          </w:tcPr>
-          <w:p>
-            <w:r>
-              <w:rPr>
-                <w:b w:val="false"/>
-                <w:bCs w:val="false"/>
-                <w:sz w:val="19"/>
-                <w:szCs w:val="19"/>
-              </w:rPr>
-              <w:t xml:space="preserve"/>
-            </w:r>
-          </w:p>
-        </w:tc>
-        <w:tc>
-          <w:tcPr>
-            <w:tcW w:type="dxa" w:w="2100"/>
-            <w:tcMar>
-              <w:top w:type="dxa" w:w="90"/>
-              <w:left w:type="dxa" w:w="120"/>
-              <w:bottom w:type="dxa" w:w="90"/>
-              <w:right w:type="dxa" w:w="120"/>
-            </w:tcMar>
-          </w:tcPr>
-          <w:p>
-            <w:r>
-              <w:rPr>
-                <w:b w:val="false"/>
-                <w:bCs w:val="false"/>
-                <w:sz w:val="19"/>
-                <w:szCs w:val="19"/>
-              </w:rPr>
-              <w:t xml:space="preserve"/>
-            </w:r>
-          </w:p>
-        </w:tc>
-        <w:tc>
-          <w:tcPr>
-            <w:tcW w:type="dxa" w:w="800"/>
+            <w:tcW w:type="dxa" w:w="3023"/>
+            <w:tcMar>
+              <w:top w:type="dxa" w:w="90"/>
+              <w:left w:type="dxa" w:w="120"/>
+              <w:bottom w:type="dxa" w:w="90"/>
+              <w:right w:type="dxa" w:w="120"/>
+            </w:tcMar>
+          </w:tcPr>
+          <w:p>
+            <w:r>
+              <w:rPr>
+                <w:b w:val="false"/>
+                <w:bCs w:val="false"/>
+                <w:sz w:val="19"/>
+                <w:szCs w:val="19"/>
+              </w:rPr>
+              <w:t xml:space="preserve"/>
+            </w:r>
+          </w:p>
+        </w:tc>
+        <w:tc>
+          <w:tcPr>
+            <w:tcW w:type="dxa" w:w="2855"/>
+            <w:tcMar>
+              <w:top w:type="dxa" w:w="90"/>
+              <w:left w:type="dxa" w:w="120"/>
+              <w:bottom w:type="dxa" w:w="90"/>
+              <w:right w:type="dxa" w:w="120"/>
+            </w:tcMar>
+          </w:tcPr>
+          <w:p>
+            <w:r>
+              <w:rPr>
+                <w:b w:val="false"/>
+                <w:bCs w:val="false"/>
+                <w:sz w:val="19"/>
+                <w:szCs w:val="19"/>
+              </w:rPr>
+              <w:t xml:space="preserve"/>
+            </w:r>
+          </w:p>
+        </w:tc>
+        <w:tc>
+          <w:tcPr>
+            <w:tcW w:type="dxa" w:w="1763"/>
+            <w:tcMar>
+              <w:top w:type="dxa" w:w="90"/>
+              <w:left w:type="dxa" w:w="120"/>
+              <w:bottom w:type="dxa" w:w="90"/>
+              <w:right w:type="dxa" w:w="120"/>
+            </w:tcMar>
+          </w:tcPr>
+          <w:p>
+            <w:r>
+              <w:rPr>
+                <w:b w:val="false"/>
+                <w:bCs w:val="false"/>
+                <w:sz w:val="19"/>
+                <w:szCs w:val="19"/>
+              </w:rPr>
+              <w:t xml:space="preserve"/>
+            </w:r>
+          </w:p>
+        </w:tc>
+        <w:tc>
+          <w:tcPr>
+            <w:tcW w:type="dxa" w:w="671"/>
             <w:tcMar>
               <w:top w:type="dxa" w:w="90"/>
               <w:left w:type="dxa" w:w="120"/>
@@ -494,7 +494,7 @@
         </w:trPr>
         <w:tc>
           <w:tcPr>
-            <w:tcW w:type="dxa" w:w="900"/>
+            <w:tcW w:type="dxa" w:w="755"/>
             <w:tcMar>
               <w:top w:type="dxa" w:w="90"/>
               <w:left w:type="dxa" w:w="120"/>
@@ -517,73 +517,73 @@
         </w:tc>
         <w:tc>
           <w:tcPr>
-            <w:tcW w:type="dxa" w:w="3600"/>
-            <w:tcMar>
-              <w:top w:type="dxa" w:w="90"/>
-              <w:left w:type="dxa" w:w="120"/>
-              <w:bottom w:type="dxa" w:w="90"/>
-              <w:right w:type="dxa" w:w="120"/>
-            </w:tcMar>
-          </w:tcPr>
-          <w:p>
-            <w:r>
-              <w:rPr>
-                <w:b w:val="false"/>
-                <w:bCs w:val="false"/>
-                <w:sz w:val="19"/>
-                <w:szCs w:val="19"/>
-              </w:rPr>
-              <w:t xml:space="preserve"/>
-            </w:r>
-          </w:p>
-        </w:tc>
-        <w:tc>
-          <w:tcPr>
-            <w:tcW w:type="dxa" w:w="3400"/>
-            <w:tcMar>
-              <w:top w:type="dxa" w:w="90"/>
-              <w:left w:type="dxa" w:w="120"/>
-              <w:bottom w:type="dxa" w:w="90"/>
-              <w:right w:type="dxa" w:w="120"/>
-            </w:tcMar>
-          </w:tcPr>
-          <w:p>
-            <w:r>
-              <w:rPr>
-                <w:b w:val="false"/>
-                <w:bCs w:val="false"/>
-                <w:sz w:val="19"/>
-                <w:szCs w:val="19"/>
-              </w:rPr>
-              <w:t xml:space="preserve"/>
-            </w:r>
-          </w:p>
-        </w:tc>
-        <w:tc>
-          <w:tcPr>
-            <w:tcW w:type="dxa" w:w="2100"/>
-            <w:tcMar>
-              <w:top w:type="dxa" w:w="90"/>
-              <w:left w:type="dxa" w:w="120"/>
-              <w:bottom w:type="dxa" w:w="90"/>
-              <w:right w:type="dxa" w:w="120"/>
-            </w:tcMar>
-          </w:tcPr>
-          <w:p>
-            <w:r>
-              <w:rPr>
-                <w:b w:val="false"/>
-                <w:bCs w:val="false"/>
-                <w:sz w:val="19"/>
-                <w:szCs w:val="19"/>
-              </w:rPr>
-              <w:t xml:space="preserve"/>
-            </w:r>
-          </w:p>
-        </w:tc>
-        <w:tc>
-          <w:tcPr>
-            <w:tcW w:type="dxa" w:w="800"/>
+            <w:tcW w:type="dxa" w:w="3023"/>
+            <w:tcMar>
+              <w:top w:type="dxa" w:w="90"/>
+              <w:left w:type="dxa" w:w="120"/>
+              <w:bottom w:type="dxa" w:w="90"/>
+              <w:right w:type="dxa" w:w="120"/>
+            </w:tcMar>
+          </w:tcPr>
+          <w:p>
+            <w:r>
+              <w:rPr>
+                <w:b w:val="false"/>
+                <w:bCs w:val="false"/>
+                <w:sz w:val="19"/>
+                <w:szCs w:val="19"/>
+              </w:rPr>
+              <w:t xml:space="preserve"/>
+            </w:r>
+          </w:p>
+        </w:tc>
+        <w:tc>
+          <w:tcPr>
+            <w:tcW w:type="dxa" w:w="2855"/>
+            <w:tcMar>
+              <w:top w:type="dxa" w:w="90"/>
+              <w:left w:type="dxa" w:w="120"/>
+              <w:bottom w:type="dxa" w:w="90"/>
+              <w:right w:type="dxa" w:w="120"/>
+            </w:tcMar>
+          </w:tcPr>
+          <w:p>
+            <w:r>
+              <w:rPr>
+                <w:b w:val="false"/>
+                <w:bCs w:val="false"/>
+                <w:sz w:val="19"/>
+                <w:szCs w:val="19"/>
+              </w:rPr>
+              <w:t xml:space="preserve"/>
+            </w:r>
+          </w:p>
+        </w:tc>
+        <w:tc>
+          <w:tcPr>
+            <w:tcW w:type="dxa" w:w="1763"/>
+            <w:tcMar>
+              <w:top w:type="dxa" w:w="90"/>
+              <w:left w:type="dxa" w:w="120"/>
+              <w:bottom w:type="dxa" w:w="90"/>
+              <w:right w:type="dxa" w:w="120"/>
+            </w:tcMar>
+          </w:tcPr>
+          <w:p>
+            <w:r>
+              <w:rPr>
+                <w:b w:val="false"/>
+                <w:bCs w:val="false"/>
+                <w:sz w:val="19"/>
+                <w:szCs w:val="19"/>
+              </w:rPr>
+              <w:t xml:space="preserve"/>
+            </w:r>
+          </w:p>
+        </w:tc>
+        <w:tc>
+          <w:tcPr>
+            <w:tcW w:type="dxa" w:w="671"/>
             <w:tcMar>
               <w:top w:type="dxa" w:w="90"/>
               <w:left w:type="dxa" w:w="120"/>
@@ -611,7 +611,7 @@
         </w:trPr>
         <w:tc>
           <w:tcPr>
-            <w:tcW w:type="dxa" w:w="900"/>
+            <w:tcW w:type="dxa" w:w="755"/>
             <w:tcMar>
               <w:top w:type="dxa" w:w="90"/>
               <w:left w:type="dxa" w:w="120"/>
@@ -634,73 +634,73 @@
         </w:tc>
         <w:tc>
           <w:tcPr>
-            <w:tcW w:type="dxa" w:w="3600"/>
-            <w:tcMar>
-              <w:top w:type="dxa" w:w="90"/>
-              <w:left w:type="dxa" w:w="120"/>
-              <w:bottom w:type="dxa" w:w="90"/>
-              <w:right w:type="dxa" w:w="120"/>
-            </w:tcMar>
-          </w:tcPr>
-          <w:p>
-            <w:r>
-              <w:rPr>
-                <w:b w:val="false"/>
-                <w:bCs w:val="false"/>
-                <w:sz w:val="19"/>
-                <w:szCs w:val="19"/>
-              </w:rPr>
-              <w:t xml:space="preserve"/>
-            </w:r>
-          </w:p>
-        </w:tc>
-        <w:tc>
-          <w:tcPr>
-            <w:tcW w:type="dxa" w:w="3400"/>
-            <w:tcMar>
-              <w:top w:type="dxa" w:w="90"/>
-              <w:left w:type="dxa" w:w="120"/>
-              <w:bottom w:type="dxa" w:w="90"/>
-              <w:right w:type="dxa" w:w="120"/>
-            </w:tcMar>
-          </w:tcPr>
-          <w:p>
-            <w:r>
-              <w:rPr>
-                <w:b w:val="false"/>
-                <w:bCs w:val="false"/>
-                <w:sz w:val="19"/>
-                <w:szCs w:val="19"/>
-              </w:rPr>
-              <w:t xml:space="preserve"/>
-            </w:r>
-          </w:p>
-        </w:tc>
-        <w:tc>
-          <w:tcPr>
-            <w:tcW w:type="dxa" w:w="2100"/>
-            <w:tcMar>
-              <w:top w:type="dxa" w:w="90"/>
-              <w:left w:type="dxa" w:w="120"/>
-              <w:bottom w:type="dxa" w:w="90"/>
-              <w:right w:type="dxa" w:w="120"/>
-            </w:tcMar>
-          </w:tcPr>
-          <w:p>
-            <w:r>
-              <w:rPr>
-                <w:b w:val="false"/>
-                <w:bCs w:val="false"/>
-                <w:sz w:val="19"/>
-                <w:szCs w:val="19"/>
-              </w:rPr>
-              <w:t xml:space="preserve"/>
-            </w:r>
-          </w:p>
-        </w:tc>
-        <w:tc>
-          <w:tcPr>
-            <w:tcW w:type="dxa" w:w="800"/>
+            <w:tcW w:type="dxa" w:w="3023"/>
+            <w:tcMar>
+              <w:top w:type="dxa" w:w="90"/>
+              <w:left w:type="dxa" w:w="120"/>
+              <w:bottom w:type="dxa" w:w="90"/>
+              <w:right w:type="dxa" w:w="120"/>
+            </w:tcMar>
+          </w:tcPr>
+          <w:p>
+            <w:r>
+              <w:rPr>
+                <w:b w:val="false"/>
+                <w:bCs w:val="false"/>
+                <w:sz w:val="19"/>
+                <w:szCs w:val="19"/>
+              </w:rPr>
+              <w:t xml:space="preserve"/>
+            </w:r>
+          </w:p>
+        </w:tc>
+        <w:tc>
+          <w:tcPr>
+            <w:tcW w:type="dxa" w:w="2855"/>
+            <w:tcMar>
+              <w:top w:type="dxa" w:w="90"/>
+              <w:left w:type="dxa" w:w="120"/>
+              <w:bottom w:type="dxa" w:w="90"/>
+              <w:right w:type="dxa" w:w="120"/>
+            </w:tcMar>
+          </w:tcPr>
+          <w:p>
+            <w:r>
+              <w:rPr>
+                <w:b w:val="false"/>
+                <w:bCs w:val="false"/>
+                <w:sz w:val="19"/>
+                <w:szCs w:val="19"/>
+              </w:rPr>
+              <w:t xml:space="preserve"/>
+            </w:r>
+          </w:p>
+        </w:tc>
+        <w:tc>
+          <w:tcPr>
+            <w:tcW w:type="dxa" w:w="1763"/>
+            <w:tcMar>
+              <w:top w:type="dxa" w:w="90"/>
+              <w:left w:type="dxa" w:w="120"/>
+              <w:bottom w:type="dxa" w:w="90"/>
+              <w:right w:type="dxa" w:w="120"/>
+            </w:tcMar>
+          </w:tcPr>
+          <w:p>
+            <w:r>
+              <w:rPr>
+                <w:b w:val="false"/>
+                <w:bCs w:val="false"/>
+                <w:sz w:val="19"/>
+                <w:szCs w:val="19"/>
+              </w:rPr>
+              <w:t xml:space="preserve"/>
+            </w:r>
+          </w:p>
+        </w:tc>
+        <w:tc>
+          <w:tcPr>
+            <w:tcW w:type="dxa" w:w="671"/>
             <w:tcMar>
               <w:top w:type="dxa" w:w="90"/>
               <w:left w:type="dxa" w:w="120"/>
@@ -728,7 +728,7 @@
         </w:trPr>
         <w:tc>
           <w:tcPr>
-            <w:tcW w:type="dxa" w:w="900"/>
+            <w:tcW w:type="dxa" w:w="755"/>
             <w:tcMar>
               <w:top w:type="dxa" w:w="90"/>
               <w:left w:type="dxa" w:w="120"/>
@@ -751,73 +751,73 @@
         </w:tc>
         <w:tc>
           <w:tcPr>
-            <w:tcW w:type="dxa" w:w="3600"/>
-            <w:tcMar>
-              <w:top w:type="dxa" w:w="90"/>
-              <w:left w:type="dxa" w:w="120"/>
-              <w:bottom w:type="dxa" w:w="90"/>
-              <w:right w:type="dxa" w:w="120"/>
-            </w:tcMar>
-          </w:tcPr>
-          <w:p>
-            <w:r>
-              <w:rPr>
-                <w:b w:val="false"/>
-                <w:bCs w:val="false"/>
-                <w:sz w:val="19"/>
-                <w:szCs w:val="19"/>
-              </w:rPr>
-              <w:t xml:space="preserve"/>
-            </w:r>
-          </w:p>
-        </w:tc>
-        <w:tc>
-          <w:tcPr>
-            <w:tcW w:type="dxa" w:w="3400"/>
-            <w:tcMar>
-              <w:top w:type="dxa" w:w="90"/>
-              <w:left w:type="dxa" w:w="120"/>
-              <w:bottom w:type="dxa" w:w="90"/>
-              <w:right w:type="dxa" w:w="120"/>
-            </w:tcMar>
-          </w:tcPr>
-          <w:p>
-            <w:r>
-              <w:rPr>
-                <w:b w:val="false"/>
-                <w:bCs w:val="false"/>
-                <w:sz w:val="19"/>
-                <w:szCs w:val="19"/>
-              </w:rPr>
-              <w:t xml:space="preserve"/>
-            </w:r>
-          </w:p>
-        </w:tc>
-        <w:tc>
-          <w:tcPr>
-            <w:tcW w:type="dxa" w:w="2100"/>
-            <w:tcMar>
-              <w:top w:type="dxa" w:w="90"/>
-              <w:left w:type="dxa" w:w="120"/>
-              <w:bottom w:type="dxa" w:w="90"/>
-              <w:right w:type="dxa" w:w="120"/>
-            </w:tcMar>
-          </w:tcPr>
-          <w:p>
-            <w:r>
-              <w:rPr>
-                <w:b w:val="false"/>
-                <w:bCs w:val="false"/>
-                <w:sz w:val="19"/>
-                <w:szCs w:val="19"/>
-              </w:rPr>
-              <w:t xml:space="preserve"/>
-            </w:r>
-          </w:p>
-        </w:tc>
-        <w:tc>
-          <w:tcPr>
-            <w:tcW w:type="dxa" w:w="800"/>
+            <w:tcW w:type="dxa" w:w="3023"/>
+            <w:tcMar>
+              <w:top w:type="dxa" w:w="90"/>
+              <w:left w:type="dxa" w:w="120"/>
+              <w:bottom w:type="dxa" w:w="90"/>
+              <w:right w:type="dxa" w:w="120"/>
+            </w:tcMar>
+          </w:tcPr>
+          <w:p>
+            <w:r>
+              <w:rPr>
+                <w:b w:val="false"/>
+                <w:bCs w:val="false"/>
+                <w:sz w:val="19"/>
+                <w:szCs w:val="19"/>
+              </w:rPr>
+              <w:t xml:space="preserve"/>
+            </w:r>
+          </w:p>
+        </w:tc>
+        <w:tc>
+          <w:tcPr>
+            <w:tcW w:type="dxa" w:w="2855"/>
+            <w:tcMar>
+              <w:top w:type="dxa" w:w="90"/>
+              <w:left w:type="dxa" w:w="120"/>
+              <w:bottom w:type="dxa" w:w="90"/>
+              <w:right w:type="dxa" w:w="120"/>
+            </w:tcMar>
+          </w:tcPr>
+          <w:p>
+            <w:r>
+              <w:rPr>
+                <w:b w:val="false"/>
+                <w:bCs w:val="false"/>
+                <w:sz w:val="19"/>
+                <w:szCs w:val="19"/>
+              </w:rPr>
+              <w:t xml:space="preserve"/>
+            </w:r>
+          </w:p>
+        </w:tc>
+        <w:tc>
+          <w:tcPr>
+            <w:tcW w:type="dxa" w:w="1763"/>
+            <w:tcMar>
+              <w:top w:type="dxa" w:w="90"/>
+              <w:left w:type="dxa" w:w="120"/>
+              <w:bottom w:type="dxa" w:w="90"/>
+              <w:right w:type="dxa" w:w="120"/>
+            </w:tcMar>
+          </w:tcPr>
+          <w:p>
+            <w:r>
+              <w:rPr>
+                <w:b w:val="false"/>
+                <w:bCs w:val="false"/>
+                <w:sz w:val="19"/>
+                <w:szCs w:val="19"/>
+              </w:rPr>
+              <w:t xml:space="preserve"/>
+            </w:r>
+          </w:p>
+        </w:tc>
+        <w:tc>
+          <w:tcPr>
+            <w:tcW w:type="dxa" w:w="671"/>
             <w:tcMar>
               <w:top w:type="dxa" w:w="90"/>
               <w:left w:type="dxa" w:w="120"/>
@@ -845,7 +845,7 @@
         </w:trPr>
         <w:tc>
           <w:tcPr>
-            <w:tcW w:type="dxa" w:w="900"/>
+            <w:tcW w:type="dxa" w:w="755"/>
             <w:tcMar>
               <w:top w:type="dxa" w:w="90"/>
               <w:left w:type="dxa" w:w="120"/>
@@ -868,73 +868,73 @@
         </w:tc>
         <w:tc>
           <w:tcPr>
-            <w:tcW w:type="dxa" w:w="3600"/>
-            <w:tcMar>
-              <w:top w:type="dxa" w:w="90"/>
-              <w:left w:type="dxa" w:w="120"/>
-              <w:bottom w:type="dxa" w:w="90"/>
-              <w:right w:type="dxa" w:w="120"/>
-            </w:tcMar>
-          </w:tcPr>
-          <w:p>
-            <w:r>
-              <w:rPr>
-                <w:b w:val="false"/>
-                <w:bCs w:val="false"/>
-                <w:sz w:val="19"/>
-                <w:szCs w:val="19"/>
-              </w:rPr>
-              <w:t xml:space="preserve"/>
-            </w:r>
-          </w:p>
-        </w:tc>
-        <w:tc>
-          <w:tcPr>
-            <w:tcW w:type="dxa" w:w="3400"/>
-            <w:tcMar>
-              <w:top w:type="dxa" w:w="90"/>
-              <w:left w:type="dxa" w:w="120"/>
-              <w:bottom w:type="dxa" w:w="90"/>
-              <w:right w:type="dxa" w:w="120"/>
-            </w:tcMar>
-          </w:tcPr>
-          <w:p>
-            <w:r>
-              <w:rPr>
-                <w:b w:val="false"/>
-                <w:bCs w:val="false"/>
-                <w:sz w:val="19"/>
-                <w:szCs w:val="19"/>
-              </w:rPr>
-              <w:t xml:space="preserve"/>
-            </w:r>
-          </w:p>
-        </w:tc>
-        <w:tc>
-          <w:tcPr>
-            <w:tcW w:type="dxa" w:w="2100"/>
-            <w:tcMar>
-              <w:top w:type="dxa" w:w="90"/>
-              <w:left w:type="dxa" w:w="120"/>
-              <w:bottom w:type="dxa" w:w="90"/>
-              <w:right w:type="dxa" w:w="120"/>
-            </w:tcMar>
-          </w:tcPr>
-          <w:p>
-            <w:r>
-              <w:rPr>
-                <w:b w:val="false"/>
-                <w:bCs w:val="false"/>
-                <w:sz w:val="19"/>
-                <w:szCs w:val="19"/>
-              </w:rPr>
-              <w:t xml:space="preserve"/>
-            </w:r>
-          </w:p>
-        </w:tc>
-        <w:tc>
-          <w:tcPr>
-            <w:tcW w:type="dxa" w:w="800"/>
+            <w:tcW w:type="dxa" w:w="3023"/>
+            <w:tcMar>
+              <w:top w:type="dxa" w:w="90"/>
+              <w:left w:type="dxa" w:w="120"/>
+              <w:bottom w:type="dxa" w:w="90"/>
+              <w:right w:type="dxa" w:w="120"/>
+            </w:tcMar>
+          </w:tcPr>
+          <w:p>
+            <w:r>
+              <w:rPr>
+                <w:b w:val="false"/>
+                <w:bCs w:val="false"/>
+                <w:sz w:val="19"/>
+                <w:szCs w:val="19"/>
+              </w:rPr>
+              <w:t xml:space="preserve"/>
+            </w:r>
+          </w:p>
+        </w:tc>
+        <w:tc>
+          <w:tcPr>
+            <w:tcW w:type="dxa" w:w="2855"/>
+            <w:tcMar>
+              <w:top w:type="dxa" w:w="90"/>
+              <w:left w:type="dxa" w:w="120"/>
+              <w:bottom w:type="dxa" w:w="90"/>
+              <w:right w:type="dxa" w:w="120"/>
+            </w:tcMar>
+          </w:tcPr>
+          <w:p>
+            <w:r>
+              <w:rPr>
+                <w:b w:val="false"/>
+                <w:bCs w:val="false"/>
+                <w:sz w:val="19"/>
+                <w:szCs w:val="19"/>
+              </w:rPr>
+              <w:t xml:space="preserve"/>
+            </w:r>
+          </w:p>
+        </w:tc>
+        <w:tc>
+          <w:tcPr>
+            <w:tcW w:type="dxa" w:w="1763"/>
+            <w:tcMar>
+              <w:top w:type="dxa" w:w="90"/>
+              <w:left w:type="dxa" w:w="120"/>
+              <w:bottom w:type="dxa" w:w="90"/>
+              <w:right w:type="dxa" w:w="120"/>
+            </w:tcMar>
+          </w:tcPr>
+          <w:p>
+            <w:r>
+              <w:rPr>
+                <w:b w:val="false"/>
+                <w:bCs w:val="false"/>
+                <w:sz w:val="19"/>
+                <w:szCs w:val="19"/>
+              </w:rPr>
+              <w:t xml:space="preserve"/>
+            </w:r>
+          </w:p>
+        </w:tc>
+        <w:tc>
+          <w:tcPr>
+            <w:tcW w:type="dxa" w:w="671"/>
             <w:tcMar>
               <w:top w:type="dxa" w:w="90"/>
               <w:left w:type="dxa" w:w="120"/>
@@ -962,7 +962,7 @@
         </w:trPr>
         <w:tc>
           <w:tcPr>
-            <w:tcW w:type="dxa" w:w="900"/>
+            <w:tcW w:type="dxa" w:w="755"/>
             <w:tcMar>
               <w:top w:type="dxa" w:w="90"/>
               <w:left w:type="dxa" w:w="120"/>
@@ -985,73 +985,73 @@
         </w:tc>
         <w:tc>
           <w:tcPr>
-            <w:tcW w:type="dxa" w:w="3600"/>
-            <w:tcMar>
-              <w:top w:type="dxa" w:w="90"/>
-              <w:left w:type="dxa" w:w="120"/>
-              <w:bottom w:type="dxa" w:w="90"/>
-              <w:right w:type="dxa" w:w="120"/>
-            </w:tcMar>
-          </w:tcPr>
-          <w:p>
-            <w:r>
-              <w:rPr>
-                <w:b w:val="false"/>
-                <w:bCs w:val="false"/>
-                <w:sz w:val="19"/>
-                <w:szCs w:val="19"/>
-              </w:rPr>
-              <w:t xml:space="preserve"/>
-            </w:r>
-          </w:p>
-        </w:tc>
-        <w:tc>
-          <w:tcPr>
-            <w:tcW w:type="dxa" w:w="3400"/>
-            <w:tcMar>
-              <w:top w:type="dxa" w:w="90"/>
-              <w:left w:type="dxa" w:w="120"/>
-              <w:bottom w:type="dxa" w:w="90"/>
-              <w:right w:type="dxa" w:w="120"/>
-            </w:tcMar>
-          </w:tcPr>
-          <w:p>
-            <w:r>
-              <w:rPr>
-                <w:b w:val="false"/>
-                <w:bCs w:val="false"/>
-                <w:sz w:val="19"/>
-                <w:szCs w:val="19"/>
-              </w:rPr>
-              <w:t xml:space="preserve"/>
-            </w:r>
-          </w:p>
-        </w:tc>
-        <w:tc>
-          <w:tcPr>
-            <w:tcW w:type="dxa" w:w="2100"/>
-            <w:tcMar>
-              <w:top w:type="dxa" w:w="90"/>
-              <w:left w:type="dxa" w:w="120"/>
-              <w:bottom w:type="dxa" w:w="90"/>
-              <w:right w:type="dxa" w:w="120"/>
-            </w:tcMar>
-          </w:tcPr>
-          <w:p>
-            <w:r>
-              <w:rPr>
-                <w:b w:val="false"/>
-                <w:bCs w:val="false"/>
-                <w:sz w:val="19"/>
-                <w:szCs w:val="19"/>
-              </w:rPr>
-              <w:t xml:space="preserve"/>
-            </w:r>
-          </w:p>
-        </w:tc>
-        <w:tc>
-          <w:tcPr>
-            <w:tcW w:type="dxa" w:w="800"/>
+            <w:tcW w:type="dxa" w:w="3023"/>
+            <w:tcMar>
+              <w:top w:type="dxa" w:w="90"/>
+              <w:left w:type="dxa" w:w="120"/>
+              <w:bottom w:type="dxa" w:w="90"/>
+              <w:right w:type="dxa" w:w="120"/>
+            </w:tcMar>
+          </w:tcPr>
+          <w:p>
+            <w:r>
+              <w:rPr>
+                <w:b w:val="false"/>
+                <w:bCs w:val="false"/>
+                <w:sz w:val="19"/>
+                <w:szCs w:val="19"/>
+              </w:rPr>
+              <w:t xml:space="preserve"/>
+            </w:r>
+          </w:p>
+        </w:tc>
+        <w:tc>
+          <w:tcPr>
+            <w:tcW w:type="dxa" w:w="2855"/>
+            <w:tcMar>
+              <w:top w:type="dxa" w:w="90"/>
+              <w:left w:type="dxa" w:w="120"/>
+              <w:bottom w:type="dxa" w:w="90"/>
+              <w:right w:type="dxa" w:w="120"/>
+            </w:tcMar>
+          </w:tcPr>
+          <w:p>
+            <w:r>
+              <w:rPr>
+                <w:b w:val="false"/>
+                <w:bCs w:val="false"/>
+                <w:sz w:val="19"/>
+                <w:szCs w:val="19"/>
+              </w:rPr>
+              <w:t xml:space="preserve"/>
+            </w:r>
+          </w:p>
+        </w:tc>
+        <w:tc>
+          <w:tcPr>
+            <w:tcW w:type="dxa" w:w="1763"/>
+            <w:tcMar>
+              <w:top w:type="dxa" w:w="90"/>
+              <w:left w:type="dxa" w:w="120"/>
+              <w:bottom w:type="dxa" w:w="90"/>
+              <w:right w:type="dxa" w:w="120"/>
+            </w:tcMar>
+          </w:tcPr>
+          <w:p>
+            <w:r>
+              <w:rPr>
+                <w:b w:val="false"/>
+                <w:bCs w:val="false"/>
+                <w:sz w:val="19"/>
+                <w:szCs w:val="19"/>
+              </w:rPr>
+              <w:t xml:space="preserve"/>
+            </w:r>
+          </w:p>
+        </w:tc>
+        <w:tc>
+          <w:tcPr>
+            <w:tcW w:type="dxa" w:w="671"/>
             <w:tcMar>
               <w:top w:type="dxa" w:w="90"/>
               <w:left w:type="dxa" w:w="120"/>
@@ -1079,7 +1079,7 @@
         </w:trPr>
         <w:tc>
           <w:tcPr>
-            <w:tcW w:type="dxa" w:w="900"/>
+            <w:tcW w:type="dxa" w:w="755"/>
             <w:tcMar>
               <w:top w:type="dxa" w:w="90"/>
               <w:left w:type="dxa" w:w="120"/>
@@ -1102,73 +1102,73 @@
         </w:tc>
         <w:tc>
           <w:tcPr>
-            <w:tcW w:type="dxa" w:w="3600"/>
-            <w:tcMar>
-              <w:top w:type="dxa" w:w="90"/>
-              <w:left w:type="dxa" w:w="120"/>
-              <w:bottom w:type="dxa" w:w="90"/>
-              <w:right w:type="dxa" w:w="120"/>
-            </w:tcMar>
-          </w:tcPr>
-          <w:p>
-            <w:r>
-              <w:rPr>
-                <w:b w:val="false"/>
-                <w:bCs w:val="false"/>
-                <w:sz w:val="19"/>
-                <w:szCs w:val="19"/>
-              </w:rPr>
-              <w:t xml:space="preserve"/>
-            </w:r>
-          </w:p>
-        </w:tc>
-        <w:tc>
-          <w:tcPr>
-            <w:tcW w:type="dxa" w:w="3400"/>
-            <w:tcMar>
-              <w:top w:type="dxa" w:w="90"/>
-              <w:left w:type="dxa" w:w="120"/>
-              <w:bottom w:type="dxa" w:w="90"/>
-              <w:right w:type="dxa" w:w="120"/>
-            </w:tcMar>
-          </w:tcPr>
-          <w:p>
-            <w:r>
-              <w:rPr>
-                <w:b w:val="false"/>
-                <w:bCs w:val="false"/>
-                <w:sz w:val="19"/>
-                <w:szCs w:val="19"/>
-              </w:rPr>
-              <w:t xml:space="preserve"/>
-            </w:r>
-          </w:p>
-        </w:tc>
-        <w:tc>
-          <w:tcPr>
-            <w:tcW w:type="dxa" w:w="2100"/>
-            <w:tcMar>
-              <w:top w:type="dxa" w:w="90"/>
-              <w:left w:type="dxa" w:w="120"/>
-              <w:bottom w:type="dxa" w:w="90"/>
-              <w:right w:type="dxa" w:w="120"/>
-            </w:tcMar>
-          </w:tcPr>
-          <w:p>
-            <w:r>
-              <w:rPr>
-                <w:b w:val="false"/>
-                <w:bCs w:val="false"/>
-                <w:sz w:val="19"/>
-                <w:szCs w:val="19"/>
-              </w:rPr>
-              <w:t xml:space="preserve"/>
-            </w:r>
-          </w:p>
-        </w:tc>
-        <w:tc>
-          <w:tcPr>
-            <w:tcW w:type="dxa" w:w="800"/>
+            <w:tcW w:type="dxa" w:w="3023"/>
+            <w:tcMar>
+              <w:top w:type="dxa" w:w="90"/>
+              <w:left w:type="dxa" w:w="120"/>
+              <w:bottom w:type="dxa" w:w="90"/>
+              <w:right w:type="dxa" w:w="120"/>
+            </w:tcMar>
+          </w:tcPr>
+          <w:p>
+            <w:r>
+              <w:rPr>
+                <w:b w:val="false"/>
+                <w:bCs w:val="false"/>
+                <w:sz w:val="19"/>
+                <w:szCs w:val="19"/>
+              </w:rPr>
+              <w:t xml:space="preserve"/>
+            </w:r>
+          </w:p>
+        </w:tc>
+        <w:tc>
+          <w:tcPr>
+            <w:tcW w:type="dxa" w:w="2855"/>
+            <w:tcMar>
+              <w:top w:type="dxa" w:w="90"/>
+              <w:left w:type="dxa" w:w="120"/>
+              <w:bottom w:type="dxa" w:w="90"/>
+              <w:right w:type="dxa" w:w="120"/>
+            </w:tcMar>
+          </w:tcPr>
+          <w:p>
+            <w:r>
+              <w:rPr>
+                <w:b w:val="false"/>
+                <w:bCs w:val="false"/>
+                <w:sz w:val="19"/>
+                <w:szCs w:val="19"/>
+              </w:rPr>
+              <w:t xml:space="preserve"/>
+            </w:r>
+          </w:p>
+        </w:tc>
+        <w:tc>
+          <w:tcPr>
+            <w:tcW w:type="dxa" w:w="1763"/>
+            <w:tcMar>
+              <w:top w:type="dxa" w:w="90"/>
+              <w:left w:type="dxa" w:w="120"/>
+              <w:bottom w:type="dxa" w:w="90"/>
+              <w:right w:type="dxa" w:w="120"/>
+            </w:tcMar>
+          </w:tcPr>
+          <w:p>
+            <w:r>
+              <w:rPr>
+                <w:b w:val="false"/>
+                <w:bCs w:val="false"/>
+                <w:sz w:val="19"/>
+                <w:szCs w:val="19"/>
+              </w:rPr>
+              <w:t xml:space="preserve"/>
+            </w:r>
+          </w:p>
+        </w:tc>
+        <w:tc>
+          <w:tcPr>
+            <w:tcW w:type="dxa" w:w="671"/>
             <w:tcMar>
               <w:top w:type="dxa" w:w="90"/>
               <w:left w:type="dxa" w:w="120"/>
@@ -1196,7 +1196,7 @@
         </w:trPr>
         <w:tc>
           <w:tcPr>
-            <w:tcW w:type="dxa" w:w="900"/>
+            <w:tcW w:type="dxa" w:w="755"/>
             <w:tcMar>
               <w:top w:type="dxa" w:w="90"/>
               <w:left w:type="dxa" w:w="120"/>
@@ -1219,73 +1219,73 @@
         </w:tc>
         <w:tc>
           <w:tcPr>
-            <w:tcW w:type="dxa" w:w="3600"/>
-            <w:tcMar>
-              <w:top w:type="dxa" w:w="90"/>
-              <w:left w:type="dxa" w:w="120"/>
-              <w:bottom w:type="dxa" w:w="90"/>
-              <w:right w:type="dxa" w:w="120"/>
-            </w:tcMar>
-          </w:tcPr>
-          <w:p>
-            <w:r>
-              <w:rPr>
-                <w:b w:val="false"/>
-                <w:bCs w:val="false"/>
-                <w:sz w:val="19"/>
-                <w:szCs w:val="19"/>
-              </w:rPr>
-              <w:t xml:space="preserve"/>
-            </w:r>
-          </w:p>
-        </w:tc>
-        <w:tc>
-          <w:tcPr>
-            <w:tcW w:type="dxa" w:w="3400"/>
-            <w:tcMar>
-              <w:top w:type="dxa" w:w="90"/>
-              <w:left w:type="dxa" w:w="120"/>
-              <w:bottom w:type="dxa" w:w="90"/>
-              <w:right w:type="dxa" w:w="120"/>
-            </w:tcMar>
-          </w:tcPr>
-          <w:p>
-            <w:r>
-              <w:rPr>
-                <w:b w:val="false"/>
-                <w:bCs w:val="false"/>
-                <w:sz w:val="19"/>
-                <w:szCs w:val="19"/>
-              </w:rPr>
-              <w:t xml:space="preserve"/>
-            </w:r>
-          </w:p>
-        </w:tc>
-        <w:tc>
-          <w:tcPr>
-            <w:tcW w:type="dxa" w:w="2100"/>
-            <w:tcMar>
-              <w:top w:type="dxa" w:w="90"/>
-              <w:left w:type="dxa" w:w="120"/>
-              <w:bottom w:type="dxa" w:w="90"/>
-              <w:right w:type="dxa" w:w="120"/>
-            </w:tcMar>
-          </w:tcPr>
-          <w:p>
-            <w:r>
-              <w:rPr>
-                <w:b w:val="false"/>
-                <w:bCs w:val="false"/>
-                <w:sz w:val="19"/>
-                <w:szCs w:val="19"/>
-              </w:rPr>
-              <w:t xml:space="preserve"/>
-            </w:r>
-          </w:p>
-        </w:tc>
-        <w:tc>
-          <w:tcPr>
-            <w:tcW w:type="dxa" w:w="800"/>
+            <w:tcW w:type="dxa" w:w="3023"/>
+            <w:tcMar>
+              <w:top w:type="dxa" w:w="90"/>
+              <w:left w:type="dxa" w:w="120"/>
+              <w:bottom w:type="dxa" w:w="90"/>
+              <w:right w:type="dxa" w:w="120"/>
+            </w:tcMar>
+          </w:tcPr>
+          <w:p>
+            <w:r>
+              <w:rPr>
+                <w:b w:val="false"/>
+                <w:bCs w:val="false"/>
+                <w:sz w:val="19"/>
+                <w:szCs w:val="19"/>
+              </w:rPr>
+              <w:t xml:space="preserve"/>
+            </w:r>
+          </w:p>
+        </w:tc>
+        <w:tc>
+          <w:tcPr>
+            <w:tcW w:type="dxa" w:w="2855"/>
+            <w:tcMar>
+              <w:top w:type="dxa" w:w="90"/>
+              <w:left w:type="dxa" w:w="120"/>
+              <w:bottom w:type="dxa" w:w="90"/>
+              <w:right w:type="dxa" w:w="120"/>
+            </w:tcMar>
+          </w:tcPr>
+          <w:p>
+            <w:r>
+              <w:rPr>
+                <w:b w:val="false"/>
+                <w:bCs w:val="false"/>
+                <w:sz w:val="19"/>
+                <w:szCs w:val="19"/>
+              </w:rPr>
+              <w:t xml:space="preserve"/>
+            </w:r>
+          </w:p>
+        </w:tc>
+        <w:tc>
+          <w:tcPr>
+            <w:tcW w:type="dxa" w:w="1763"/>
+            <w:tcMar>
+              <w:top w:type="dxa" w:w="90"/>
+              <w:left w:type="dxa" w:w="120"/>
+              <w:bottom w:type="dxa" w:w="90"/>
+              <w:right w:type="dxa" w:w="120"/>
+            </w:tcMar>
+          </w:tcPr>
+          <w:p>
+            <w:r>
+              <w:rPr>
+                <w:b w:val="false"/>
+                <w:bCs w:val="false"/>
+                <w:sz w:val="19"/>
+                <w:szCs w:val="19"/>
+              </w:rPr>
+              <w:t xml:space="preserve"/>
+            </w:r>
+          </w:p>
+        </w:tc>
+        <w:tc>
+          <w:tcPr>
+            <w:tcW w:type="dxa" w:w="671"/>
             <w:tcMar>
               <w:top w:type="dxa" w:w="90"/>
               <w:left w:type="dxa" w:w="120"/>
@@ -1313,7 +1313,7 @@
         </w:trPr>
         <w:tc>
           <w:tcPr>
-            <w:tcW w:type="dxa" w:w="900"/>
+            <w:tcW w:type="dxa" w:w="755"/>
             <w:tcMar>
               <w:top w:type="dxa" w:w="90"/>
               <w:left w:type="dxa" w:w="120"/>
@@ -1336,73 +1336,73 @@
         </w:tc>
         <w:tc>
           <w:tcPr>
-            <w:tcW w:type="dxa" w:w="3600"/>
-            <w:tcMar>
-              <w:top w:type="dxa" w:w="90"/>
-              <w:left w:type="dxa" w:w="120"/>
-              <w:bottom w:type="dxa" w:w="90"/>
-              <w:right w:type="dxa" w:w="120"/>
-            </w:tcMar>
-          </w:tcPr>
-          <w:p>
-            <w:r>
-              <w:rPr>
-                <w:b w:val="false"/>
-                <w:bCs w:val="false"/>
-                <w:sz w:val="19"/>
-                <w:szCs w:val="19"/>
-              </w:rPr>
-              <w:t xml:space="preserve"/>
-            </w:r>
-          </w:p>
-        </w:tc>
-        <w:tc>
-          <w:tcPr>
-            <w:tcW w:type="dxa" w:w="3400"/>
-            <w:tcMar>
-              <w:top w:type="dxa" w:w="90"/>
-              <w:left w:type="dxa" w:w="120"/>
-              <w:bottom w:type="dxa" w:w="90"/>
-              <w:right w:type="dxa" w:w="120"/>
-            </w:tcMar>
-          </w:tcPr>
-          <w:p>
-            <w:r>
-              <w:rPr>
-                <w:b w:val="false"/>
-                <w:bCs w:val="false"/>
-                <w:sz w:val="19"/>
-                <w:szCs w:val="19"/>
-              </w:rPr>
-              <w:t xml:space="preserve"/>
-            </w:r>
-          </w:p>
-        </w:tc>
-        <w:tc>
-          <w:tcPr>
-            <w:tcW w:type="dxa" w:w="2100"/>
-            <w:tcMar>
-              <w:top w:type="dxa" w:w="90"/>
-              <w:left w:type="dxa" w:w="120"/>
-              <w:bottom w:type="dxa" w:w="90"/>
-              <w:right w:type="dxa" w:w="120"/>
-            </w:tcMar>
-          </w:tcPr>
-          <w:p>
-            <w:r>
-              <w:rPr>
-                <w:b w:val="false"/>
-                <w:bCs w:val="false"/>
-                <w:sz w:val="19"/>
-                <w:szCs w:val="19"/>
-              </w:rPr>
-              <w:t xml:space="preserve"/>
-            </w:r>
-          </w:p>
-        </w:tc>
-        <w:tc>
-          <w:tcPr>
-            <w:tcW w:type="dxa" w:w="800"/>
+            <w:tcW w:type="dxa" w:w="3023"/>
+            <w:tcMar>
+              <w:top w:type="dxa" w:w="90"/>
+              <w:left w:type="dxa" w:w="120"/>
+              <w:bottom w:type="dxa" w:w="90"/>
+              <w:right w:type="dxa" w:w="120"/>
+            </w:tcMar>
+          </w:tcPr>
+          <w:p>
+            <w:r>
+              <w:rPr>
+                <w:b w:val="false"/>
+                <w:bCs w:val="false"/>
+                <w:sz w:val="19"/>
+                <w:szCs w:val="19"/>
+              </w:rPr>
+              <w:t xml:space="preserve"/>
+            </w:r>
+          </w:p>
+        </w:tc>
+        <w:tc>
+          <w:tcPr>
+            <w:tcW w:type="dxa" w:w="2855"/>
+            <w:tcMar>
+              <w:top w:type="dxa" w:w="90"/>
+              <w:left w:type="dxa" w:w="120"/>
+              <w:bottom w:type="dxa" w:w="90"/>
+              <w:right w:type="dxa" w:w="120"/>
+            </w:tcMar>
+          </w:tcPr>
+          <w:p>
+            <w:r>
+              <w:rPr>
+                <w:b w:val="false"/>
+                <w:bCs w:val="false"/>
+                <w:sz w:val="19"/>
+                <w:szCs w:val="19"/>
+              </w:rPr>
+              <w:t xml:space="preserve"/>
+            </w:r>
+          </w:p>
+        </w:tc>
+        <w:tc>
+          <w:tcPr>
+            <w:tcW w:type="dxa" w:w="1763"/>
+            <w:tcMar>
+              <w:top w:type="dxa" w:w="90"/>
+              <w:left w:type="dxa" w:w="120"/>
+              <w:bottom w:type="dxa" w:w="90"/>
+              <w:right w:type="dxa" w:w="120"/>
+            </w:tcMar>
+          </w:tcPr>
+          <w:p>
+            <w:r>
+              <w:rPr>
+                <w:b w:val="false"/>
+                <w:bCs w:val="false"/>
+                <w:sz w:val="19"/>
+                <w:szCs w:val="19"/>
+              </w:rPr>
+              <w:t xml:space="preserve"/>
+            </w:r>
+          </w:p>
+        </w:tc>
+        <w:tc>
+          <w:tcPr>
+            <w:tcW w:type="dxa" w:w="671"/>
             <w:tcMar>
               <w:top w:type="dxa" w:w="90"/>
               <w:left w:type="dxa" w:w="120"/>
@@ -1430,7 +1430,7 @@
         </w:trPr>
         <w:tc>
           <w:tcPr>
-            <w:tcW w:type="dxa" w:w="900"/>
+            <w:tcW w:type="dxa" w:w="755"/>
             <w:tcMar>
               <w:top w:type="dxa" w:w="90"/>
               <w:left w:type="dxa" w:w="120"/>
@@ -1453,73 +1453,73 @@
         </w:tc>
         <w:tc>
           <w:tcPr>
-            <w:tcW w:type="dxa" w:w="3600"/>
-            <w:tcMar>
-              <w:top w:type="dxa" w:w="90"/>
-              <w:left w:type="dxa" w:w="120"/>
-              <w:bottom w:type="dxa" w:w="90"/>
-              <w:right w:type="dxa" w:w="120"/>
-            </w:tcMar>
-          </w:tcPr>
-          <w:p>
-            <w:r>
-              <w:rPr>
-                <w:b w:val="false"/>
-                <w:bCs w:val="false"/>
-                <w:sz w:val="19"/>
-                <w:szCs w:val="19"/>
-              </w:rPr>
-              <w:t xml:space="preserve"/>
-            </w:r>
-          </w:p>
-        </w:tc>
-        <w:tc>
-          <w:tcPr>
-            <w:tcW w:type="dxa" w:w="3400"/>
-            <w:tcMar>
-              <w:top w:type="dxa" w:w="90"/>
-              <w:left w:type="dxa" w:w="120"/>
-              <w:bottom w:type="dxa" w:w="90"/>
-              <w:right w:type="dxa" w:w="120"/>
-            </w:tcMar>
-          </w:tcPr>
-          <w:p>
-            <w:r>
-              <w:rPr>
-                <w:b w:val="false"/>
-                <w:bCs w:val="false"/>
-                <w:sz w:val="19"/>
-                <w:szCs w:val="19"/>
-              </w:rPr>
-              <w:t xml:space="preserve"/>
-            </w:r>
-          </w:p>
-        </w:tc>
-        <w:tc>
-          <w:tcPr>
-            <w:tcW w:type="dxa" w:w="2100"/>
-            <w:tcMar>
-              <w:top w:type="dxa" w:w="90"/>
-              <w:left w:type="dxa" w:w="120"/>
-              <w:bottom w:type="dxa" w:w="90"/>
-              <w:right w:type="dxa" w:w="120"/>
-            </w:tcMar>
-          </w:tcPr>
-          <w:p>
-            <w:r>
-              <w:rPr>
-                <w:b w:val="false"/>
-                <w:bCs w:val="false"/>
-                <w:sz w:val="19"/>
-                <w:szCs w:val="19"/>
-              </w:rPr>
-              <w:t xml:space="preserve"/>
-            </w:r>
-          </w:p>
-        </w:tc>
-        <w:tc>
-          <w:tcPr>
-            <w:tcW w:type="dxa" w:w="800"/>
+            <w:tcW w:type="dxa" w:w="3023"/>
+            <w:tcMar>
+              <w:top w:type="dxa" w:w="90"/>
+              <w:left w:type="dxa" w:w="120"/>
+              <w:bottom w:type="dxa" w:w="90"/>
+              <w:right w:type="dxa" w:w="120"/>
+            </w:tcMar>
+          </w:tcPr>
+          <w:p>
+            <w:r>
+              <w:rPr>
+                <w:b w:val="false"/>
+                <w:bCs w:val="false"/>
+                <w:sz w:val="19"/>
+                <w:szCs w:val="19"/>
+              </w:rPr>
+              <w:t xml:space="preserve"/>
+            </w:r>
+          </w:p>
+        </w:tc>
+        <w:tc>
+          <w:tcPr>
+            <w:tcW w:type="dxa" w:w="2855"/>
+            <w:tcMar>
+              <w:top w:type="dxa" w:w="90"/>
+              <w:left w:type="dxa" w:w="120"/>
+              <w:bottom w:type="dxa" w:w="90"/>
+              <w:right w:type="dxa" w:w="120"/>
+            </w:tcMar>
+          </w:tcPr>
+          <w:p>
+            <w:r>
+              <w:rPr>
+                <w:b w:val="false"/>
+                <w:bCs w:val="false"/>
+                <w:sz w:val="19"/>
+                <w:szCs w:val="19"/>
+              </w:rPr>
+              <w:t xml:space="preserve"/>
+            </w:r>
+          </w:p>
+        </w:tc>
+        <w:tc>
+          <w:tcPr>
+            <w:tcW w:type="dxa" w:w="1763"/>
+            <w:tcMar>
+              <w:top w:type="dxa" w:w="90"/>
+              <w:left w:type="dxa" w:w="120"/>
+              <w:bottom w:type="dxa" w:w="90"/>
+              <w:right w:type="dxa" w:w="120"/>
+            </w:tcMar>
+          </w:tcPr>
+          <w:p>
+            <w:r>
+              <w:rPr>
+                <w:b w:val="false"/>
+                <w:bCs w:val="false"/>
+                <w:sz w:val="19"/>
+                <w:szCs w:val="19"/>
+              </w:rPr>
+              <w:t xml:space="preserve"/>
+            </w:r>
+          </w:p>
+        </w:tc>
+        <w:tc>
+          <w:tcPr>
+            <w:tcW w:type="dxa" w:w="671"/>
             <w:tcMar>
               <w:top w:type="dxa" w:w="90"/>
               <w:left w:type="dxa" w:w="120"/>
@@ -1547,7 +1547,7 @@
         </w:trPr>
         <w:tc>
           <w:tcPr>
-            <w:tcW w:type="dxa" w:w="900"/>
+            <w:tcW w:type="dxa" w:w="755"/>
             <w:tcMar>
               <w:top w:type="dxa" w:w="90"/>
               <w:left w:type="dxa" w:w="120"/>
@@ -1570,73 +1570,73 @@
         </w:tc>
         <w:tc>
           <w:tcPr>
-            <w:tcW w:type="dxa" w:w="3600"/>
-            <w:tcMar>
-              <w:top w:type="dxa" w:w="90"/>
-              <w:left w:type="dxa" w:w="120"/>
-              <w:bottom w:type="dxa" w:w="90"/>
-              <w:right w:type="dxa" w:w="120"/>
-            </w:tcMar>
-          </w:tcPr>
-          <w:p>
-            <w:r>
-              <w:rPr>
-                <w:b w:val="false"/>
-                <w:bCs w:val="false"/>
-                <w:sz w:val="19"/>
-                <w:szCs w:val="19"/>
-              </w:rPr>
-              <w:t xml:space="preserve"/>
-            </w:r>
-          </w:p>
-        </w:tc>
-        <w:tc>
-          <w:tcPr>
-            <w:tcW w:type="dxa" w:w="3400"/>
-            <w:tcMar>
-              <w:top w:type="dxa" w:w="90"/>
-              <w:left w:type="dxa" w:w="120"/>
-              <w:bottom w:type="dxa" w:w="90"/>
-              <w:right w:type="dxa" w:w="120"/>
-            </w:tcMar>
-          </w:tcPr>
-          <w:p>
-            <w:r>
-              <w:rPr>
-                <w:b w:val="false"/>
-                <w:bCs w:val="false"/>
-                <w:sz w:val="19"/>
-                <w:szCs w:val="19"/>
-              </w:rPr>
-              <w:t xml:space="preserve"/>
-            </w:r>
-          </w:p>
-        </w:tc>
-        <w:tc>
-          <w:tcPr>
-            <w:tcW w:type="dxa" w:w="2100"/>
-            <w:tcMar>
-              <w:top w:type="dxa" w:w="90"/>
-              <w:left w:type="dxa" w:w="120"/>
-              <w:bottom w:type="dxa" w:w="90"/>
-              <w:right w:type="dxa" w:w="120"/>
-            </w:tcMar>
-          </w:tcPr>
-          <w:p>
-            <w:r>
-              <w:rPr>
-                <w:b w:val="false"/>
-                <w:bCs w:val="false"/>
-                <w:sz w:val="19"/>
-                <w:szCs w:val="19"/>
-              </w:rPr>
-              <w:t xml:space="preserve"/>
-            </w:r>
-          </w:p>
-        </w:tc>
-        <w:tc>
-          <w:tcPr>
-            <w:tcW w:type="dxa" w:w="800"/>
+            <w:tcW w:type="dxa" w:w="3023"/>
+            <w:tcMar>
+              <w:top w:type="dxa" w:w="90"/>
+              <w:left w:type="dxa" w:w="120"/>
+              <w:bottom w:type="dxa" w:w="90"/>
+              <w:right w:type="dxa" w:w="120"/>
+            </w:tcMar>
+          </w:tcPr>
+          <w:p>
+            <w:r>
+              <w:rPr>
+                <w:b w:val="false"/>
+                <w:bCs w:val="false"/>
+                <w:sz w:val="19"/>
+                <w:szCs w:val="19"/>
+              </w:rPr>
+              <w:t xml:space="preserve"/>
+            </w:r>
+          </w:p>
+        </w:tc>
+        <w:tc>
+          <w:tcPr>
+            <w:tcW w:type="dxa" w:w="2855"/>
+            <w:tcMar>
+              <w:top w:type="dxa" w:w="90"/>
+              <w:left w:type="dxa" w:w="120"/>
+              <w:bottom w:type="dxa" w:w="90"/>
+              <w:right w:type="dxa" w:w="120"/>
+            </w:tcMar>
+          </w:tcPr>
+          <w:p>
+            <w:r>
+              <w:rPr>
+                <w:b w:val="false"/>
+                <w:bCs w:val="false"/>
+                <w:sz w:val="19"/>
+                <w:szCs w:val="19"/>
+              </w:rPr>
+              <w:t xml:space="preserve"/>
+            </w:r>
+          </w:p>
+        </w:tc>
+        <w:tc>
+          <w:tcPr>
+            <w:tcW w:type="dxa" w:w="1763"/>
+            <w:tcMar>
+              <w:top w:type="dxa" w:w="90"/>
+              <w:left w:type="dxa" w:w="120"/>
+              <w:bottom w:type="dxa" w:w="90"/>
+              <w:right w:type="dxa" w:w="120"/>
+            </w:tcMar>
+          </w:tcPr>
+          <w:p>
+            <w:r>
+              <w:rPr>
+                <w:b w:val="false"/>
+                <w:bCs w:val="false"/>
+                <w:sz w:val="19"/>
+                <w:szCs w:val="19"/>
+              </w:rPr>
+              <w:t xml:space="preserve"/>
+            </w:r>
+          </w:p>
+        </w:tc>
+        <w:tc>
+          <w:tcPr>
+            <w:tcW w:type="dxa" w:w="671"/>
             <w:tcMar>
               <w:top w:type="dxa" w:w="90"/>
               <w:left w:type="dxa" w:w="120"/>
@@ -1664,7 +1664,7 @@
         </w:trPr>
         <w:tc>
           <w:tcPr>
-            <w:tcW w:type="dxa" w:w="900"/>
+            <w:tcW w:type="dxa" w:w="755"/>
             <w:tcMar>
               <w:top w:type="dxa" w:w="90"/>
               <w:left w:type="dxa" w:w="120"/>
@@ -1687,73 +1687,73 @@
         </w:tc>
         <w:tc>
           <w:tcPr>
-            <w:tcW w:type="dxa" w:w="3600"/>
-            <w:tcMar>
-              <w:top w:type="dxa" w:w="90"/>
-              <w:left w:type="dxa" w:w="120"/>
-              <w:bottom w:type="dxa" w:w="90"/>
-              <w:right w:type="dxa" w:w="120"/>
-            </w:tcMar>
-          </w:tcPr>
-          <w:p>
-            <w:r>
-              <w:rPr>
-                <w:b w:val="false"/>
-                <w:bCs w:val="false"/>
-                <w:sz w:val="19"/>
-                <w:szCs w:val="19"/>
-              </w:rPr>
-              <w:t xml:space="preserve"/>
-            </w:r>
-          </w:p>
-        </w:tc>
-        <w:tc>
-          <w:tcPr>
-            <w:tcW w:type="dxa" w:w="3400"/>
-            <w:tcMar>
-              <w:top w:type="dxa" w:w="90"/>
-              <w:left w:type="dxa" w:w="120"/>
-              <w:bottom w:type="dxa" w:w="90"/>
-              <w:right w:type="dxa" w:w="120"/>
-            </w:tcMar>
-          </w:tcPr>
-          <w:p>
-            <w:r>
-              <w:rPr>
-                <w:b w:val="false"/>
-                <w:bCs w:val="false"/>
-                <w:sz w:val="19"/>
-                <w:szCs w:val="19"/>
-              </w:rPr>
-              <w:t xml:space="preserve"/>
-            </w:r>
-          </w:p>
-        </w:tc>
-        <w:tc>
-          <w:tcPr>
-            <w:tcW w:type="dxa" w:w="2100"/>
-            <w:tcMar>
-              <w:top w:type="dxa" w:w="90"/>
-              <w:left w:type="dxa" w:w="120"/>
-              <w:bottom w:type="dxa" w:w="90"/>
-              <w:right w:type="dxa" w:w="120"/>
-            </w:tcMar>
-          </w:tcPr>
-          <w:p>
-            <w:r>
-              <w:rPr>
-                <w:b w:val="false"/>
-                <w:bCs w:val="false"/>
-                <w:sz w:val="19"/>
-                <w:szCs w:val="19"/>
-              </w:rPr>
-              <w:t xml:space="preserve"/>
-            </w:r>
-          </w:p>
-        </w:tc>
-        <w:tc>
-          <w:tcPr>
-            <w:tcW w:type="dxa" w:w="800"/>
+            <w:tcW w:type="dxa" w:w="3023"/>
+            <w:tcMar>
+              <w:top w:type="dxa" w:w="90"/>
+              <w:left w:type="dxa" w:w="120"/>
+              <w:bottom w:type="dxa" w:w="90"/>
+              <w:right w:type="dxa" w:w="120"/>
+            </w:tcMar>
+          </w:tcPr>
+          <w:p>
+            <w:r>
+              <w:rPr>
+                <w:b w:val="false"/>
+                <w:bCs w:val="false"/>
+                <w:sz w:val="19"/>
+                <w:szCs w:val="19"/>
+              </w:rPr>
+              <w:t xml:space="preserve"/>
+            </w:r>
+          </w:p>
+        </w:tc>
+        <w:tc>
+          <w:tcPr>
+            <w:tcW w:type="dxa" w:w="2855"/>
+            <w:tcMar>
+              <w:top w:type="dxa" w:w="90"/>
+              <w:left w:type="dxa" w:w="120"/>
+              <w:bottom w:type="dxa" w:w="90"/>
+              <w:right w:type="dxa" w:w="120"/>
+            </w:tcMar>
+          </w:tcPr>
+          <w:p>
+            <w:r>
+              <w:rPr>
+                <w:b w:val="false"/>
+                <w:bCs w:val="false"/>
+                <w:sz w:val="19"/>
+                <w:szCs w:val="19"/>
+              </w:rPr>
+              <w:t xml:space="preserve"/>
+            </w:r>
+          </w:p>
+        </w:tc>
+        <w:tc>
+          <w:tcPr>
+            <w:tcW w:type="dxa" w:w="1763"/>
+            <w:tcMar>
+              <w:top w:type="dxa" w:w="90"/>
+              <w:left w:type="dxa" w:w="120"/>
+              <w:bottom w:type="dxa" w:w="90"/>
+              <w:right w:type="dxa" w:w="120"/>
+            </w:tcMar>
+          </w:tcPr>
+          <w:p>
+            <w:r>
+              <w:rPr>
+                <w:b w:val="false"/>
+                <w:bCs w:val="false"/>
+                <w:sz w:val="19"/>
+                <w:szCs w:val="19"/>
+              </w:rPr>
+              <w:t xml:space="preserve"/>
+            </w:r>
+          </w:p>
+        </w:tc>
+        <w:tc>
+          <w:tcPr>
+            <w:tcW w:type="dxa" w:w="671"/>
             <w:tcMar>
               <w:top w:type="dxa" w:w="90"/>
               <w:left w:type="dxa" w:w="120"/>
